--- a/docs/vignettes/17_mann_whitney_vignette/mann_whitney.docx
+++ b/docs/vignettes/17_mann_whitney_vignette/mann_whitney.docx
@@ -4970,7 +4970,7 @@
         <w:rPr>
           <w:rStyle w:val="VerbatimChar"/>
         </w:rPr>
-        <w:t xml:space="preserve">Z = -3.0609, p-value = 0.0024</w:t>
+        <w:t xml:space="preserve">Z = -3.0609, p-value = 0.0015</w:t>
       </w:r>
       <w:r>
         <w:br/>

--- a/docs/vignettes/17_mann_whitney_vignette/mann_whitney.docx
+++ b/docs/vignettes/17_mann_whitney_vignette/mann_whitney.docx
@@ -4970,7 +4970,7 @@
         <w:rPr>
           <w:rStyle w:val="VerbatimChar"/>
         </w:rPr>
-        <w:t xml:space="preserve">Z = -3.0609, p-value = 0.0015</w:t>
+        <w:t xml:space="preserve">Z = -3.0609, p-value = 0.0018</w:t>
       </w:r>
       <w:r>
         <w:br/>

--- a/docs/vignettes/17_mann_whitney_vignette/mann_whitney.docx
+++ b/docs/vignettes/17_mann_whitney_vignette/mann_whitney.docx
@@ -4970,7 +4970,7 @@
         <w:rPr>
           <w:rStyle w:val="VerbatimChar"/>
         </w:rPr>
-        <w:t xml:space="preserve">Z = -3.0609, p-value = 0.0018</w:t>
+        <w:t xml:space="preserve">Z = -3.0609, p-value = 0.002</w:t>
       </w:r>
       <w:r>
         <w:br/>

--- a/docs/vignettes/17_mann_whitney_vignette/mann_whitney.docx
+++ b/docs/vignettes/17_mann_whitney_vignette/mann_whitney.docx
@@ -4970,7 +4970,7 @@
         <w:rPr>
           <w:rStyle w:val="VerbatimChar"/>
         </w:rPr>
-        <w:t xml:space="preserve">Z = -3.0609, p-value = 0.002</w:t>
+        <w:t xml:space="preserve">Z = -3.0609, p-value = 0.0016</w:t>
       </w:r>
       <w:r>
         <w:br/>

--- a/docs/vignettes/17_mann_whitney_vignette/mann_whitney.docx
+++ b/docs/vignettes/17_mann_whitney_vignette/mann_whitney.docx
@@ -3383,7 +3383,7 @@
       <w:r>
         <w:drawing>
           <wp:inline>
-            <wp:extent cx="4572000" cy="4572000"/>
+            <wp:extent cx="4587290" cy="4587290"/>
             <wp:effectExtent b="0" l="0" r="0" t="0"/>
             <wp:docPr descr="" title="" id="17" name="Picture"/>
             <a:graphic>
@@ -3404,7 +3404,7 @@
                   <pic:spPr bwMode="auto">
                     <a:xfrm>
                       <a:off x="0" y="0"/>
-                      <a:ext cx="4572000" cy="4572000"/>
+                      <a:ext cx="4587290" cy="4587290"/>
                     </a:xfrm>
                     <a:prstGeom prst="rect">
                       <a:avLst/>
@@ -4170,7 +4170,7 @@
       <w:r>
         <w:drawing>
           <wp:inline>
-            <wp:extent cx="4572000" cy="4572000"/>
+            <wp:extent cx="4587290" cy="4587290"/>
             <wp:effectExtent b="0" l="0" r="0" t="0"/>
             <wp:docPr descr="" title="" id="21" name="Picture"/>
             <a:graphic>
@@ -4191,7 +4191,7 @@
                   <pic:spPr bwMode="auto">
                     <a:xfrm>
                       <a:off x="0" y="0"/>
-                      <a:ext cx="4572000" cy="4572000"/>
+                      <a:ext cx="4587290" cy="4587290"/>
                     </a:xfrm>
                     <a:prstGeom prst="rect">
                       <a:avLst/>
@@ -4970,7 +4970,7 @@
         <w:rPr>
           <w:rStyle w:val="VerbatimChar"/>
         </w:rPr>
-        <w:t xml:space="preserve">Z = -3.0609, p-value = 0.0016</w:t>
+        <w:t xml:space="preserve">Z = -3.0609, p-value = 0.0018</w:t>
       </w:r>
       <w:r>
         <w:br/>

--- a/docs/vignettes/17_mann_whitney_vignette/mann_whitney.docx
+++ b/docs/vignettes/17_mann_whitney_vignette/mann_whitney.docx
@@ -4970,7 +4970,7 @@
         <w:rPr>
           <w:rStyle w:val="VerbatimChar"/>
         </w:rPr>
-        <w:t xml:space="preserve">Z = -3.0609, p-value = 0.0018</w:t>
+        <w:t xml:space="preserve">Z = -3.0609, p-value = 0.0016</w:t>
       </w:r>
       <w:r>
         <w:br/>
